--- a/Assignment-1 DL.docx
+++ b/Assignment-1 DL.docx
@@ -11314,19 +11314,7 @@
     </w:p>
     <w:p>
       <w:pPr>
-        <w:widowControl w:val="0"/>
-        <w:spacing w:line="240" w:lineRule="auto"/>
-        <w:ind w:left="721" w:right="-20"/>
-        <w:rPr>
-          <w:rFonts w:ascii="Times New Roman" w:eastAsia="Times New Roman" w:hAnsi="Times New Roman" w:cs="Times New Roman"/>
-          <w:b/>
-          <w:bCs/>
-          <w:color w:val="000000"/>
-          <w:sz w:val="24"/>
-          <w:szCs w:val="24"/>
-        </w:rPr>
-      </w:pPr>
-      <w:r>
+        <w:spacing w:after="2" w:line="160" w:lineRule="exact"/>
         <w:rPr>
           <w:rFonts w:ascii="Times New Roman" w:eastAsia="Times New Roman" w:hAnsi="Times New Roman" w:cs="Times New Roman"/>
           <w:b/>
@@ -11336,1141 +11324,61 @@
           <w:w w:val="99"/>
           <w:sz w:val="24"/>
           <w:szCs w:val="24"/>
-        </w:rPr>
-        <w:t>In</w:t>
-      </w:r>
-      <w:r>
-        <w:rPr>
-          <w:rFonts w:ascii="Times New Roman" w:eastAsia="Times New Roman" w:hAnsi="Times New Roman" w:cs="Times New Roman"/>
-          <w:b/>
-          <w:bCs/>
-          <w:color w:val="000000"/>
-          <w:spacing w:val="2"/>
-          <w:w w:val="99"/>
-          <w:sz w:val="24"/>
-          <w:szCs w:val="24"/>
-        </w:rPr>
-        <w:t>s</w:t>
-      </w:r>
-      <w:r>
-        <w:rPr>
-          <w:rFonts w:ascii="Times New Roman" w:eastAsia="Times New Roman" w:hAnsi="Times New Roman" w:cs="Times New Roman"/>
-          <w:b/>
-          <w:bCs/>
-          <w:color w:val="000000"/>
-          <w:sz w:val="24"/>
-          <w:szCs w:val="24"/>
-        </w:rPr>
-        <w:t>t</w:t>
-      </w:r>
-      <w:r>
-        <w:rPr>
-          <w:rFonts w:ascii="Times New Roman" w:eastAsia="Times New Roman" w:hAnsi="Times New Roman" w:cs="Times New Roman"/>
-          <w:b/>
-          <w:bCs/>
-          <w:color w:val="000000"/>
-          <w:spacing w:val="-1"/>
-          <w:sz w:val="24"/>
-          <w:szCs w:val="24"/>
-        </w:rPr>
-        <w:t>r</w:t>
-      </w:r>
-      <w:r>
-        <w:rPr>
-          <w:rFonts w:ascii="Times New Roman" w:eastAsia="Times New Roman" w:hAnsi="Times New Roman" w:cs="Times New Roman"/>
-          <w:b/>
-          <w:bCs/>
-          <w:color w:val="000000"/>
-          <w:spacing w:val="1"/>
-          <w:w w:val="99"/>
-          <w:sz w:val="24"/>
-          <w:szCs w:val="24"/>
-        </w:rPr>
-        <w:t>u</w:t>
-      </w:r>
-      <w:r>
-        <w:rPr>
-          <w:rFonts w:ascii="Times New Roman" w:eastAsia="Times New Roman" w:hAnsi="Times New Roman" w:cs="Times New Roman"/>
-          <w:b/>
-          <w:bCs/>
-          <w:color w:val="000000"/>
-          <w:spacing w:val="-1"/>
-          <w:sz w:val="24"/>
-          <w:szCs w:val="24"/>
-        </w:rPr>
-        <w:t>c</w:t>
-      </w:r>
-      <w:r>
-        <w:rPr>
-          <w:rFonts w:ascii="Times New Roman" w:eastAsia="Times New Roman" w:hAnsi="Times New Roman" w:cs="Times New Roman"/>
-          <w:b/>
-          <w:bCs/>
-          <w:color w:val="000000"/>
-          <w:w w:val="99"/>
-          <w:sz w:val="24"/>
-          <w:szCs w:val="24"/>
-        </w:rPr>
-        <w:t>t</w:t>
-      </w:r>
-      <w:r>
-        <w:rPr>
-          <w:rFonts w:ascii="Times New Roman" w:eastAsia="Times New Roman" w:hAnsi="Times New Roman" w:cs="Times New Roman"/>
-          <w:b/>
-          <w:bCs/>
-          <w:color w:val="000000"/>
-          <w:spacing w:val="-1"/>
-          <w:sz w:val="24"/>
-          <w:szCs w:val="24"/>
-        </w:rPr>
-        <w:t>i</w:t>
-      </w:r>
-      <w:r>
-        <w:rPr>
-          <w:rFonts w:ascii="Times New Roman" w:eastAsia="Times New Roman" w:hAnsi="Times New Roman" w:cs="Times New Roman"/>
-          <w:b/>
-          <w:bCs/>
-          <w:color w:val="000000"/>
-          <w:sz w:val="24"/>
-          <w:szCs w:val="24"/>
-        </w:rPr>
-        <w:t>o</w:t>
-      </w:r>
-      <w:r>
-        <w:rPr>
-          <w:rFonts w:ascii="Times New Roman" w:eastAsia="Times New Roman" w:hAnsi="Times New Roman" w:cs="Times New Roman"/>
-          <w:b/>
-          <w:bCs/>
-          <w:color w:val="000000"/>
-          <w:spacing w:val="1"/>
-          <w:w w:val="99"/>
-          <w:sz w:val="24"/>
-          <w:szCs w:val="24"/>
-        </w:rPr>
-        <w:t>ns</w:t>
-      </w:r>
-      <w:r>
-        <w:rPr>
-          <w:rFonts w:ascii="Times New Roman" w:eastAsia="Times New Roman" w:hAnsi="Times New Roman" w:cs="Times New Roman"/>
-          <w:b/>
-          <w:bCs/>
-          <w:color w:val="000000"/>
-          <w:sz w:val="24"/>
-          <w:szCs w:val="24"/>
-        </w:rPr>
-        <w:t>:</w:t>
-      </w:r>
-    </w:p>
-    <w:p>
-      <w:pPr>
-        <w:spacing w:after="4" w:line="180" w:lineRule="exact"/>
-        <w:rPr>
-          <w:rFonts w:ascii="Times New Roman" w:eastAsia="Times New Roman" w:hAnsi="Times New Roman" w:cs="Times New Roman"/>
-          <w:sz w:val="18"/>
-          <w:szCs w:val="18"/>
         </w:rPr>
       </w:pPr>
     </w:p>
     <w:p>
       <w:pPr>
-        <w:widowControl w:val="0"/>
-        <w:spacing w:line="240" w:lineRule="auto"/>
-        <w:ind w:left="1081" w:right="-20"/>
-        <w:rPr>
-          <w:rFonts w:ascii="Times New Roman" w:eastAsia="Times New Roman" w:hAnsi="Times New Roman" w:cs="Times New Roman"/>
-          <w:color w:val="000000"/>
-          <w:sz w:val="24"/>
-          <w:szCs w:val="24"/>
-        </w:rPr>
-      </w:pPr>
-      <w:r>
-        <w:rPr>
-          <w:rFonts w:ascii="Segoe UI Symbol" w:eastAsia="Segoe UI Symbol" w:hAnsi="Segoe UI Symbol" w:cs="Segoe UI Symbol"/>
-          <w:color w:val="000000"/>
-          <w:w w:val="113"/>
-          <w:sz w:val="24"/>
-          <w:szCs w:val="24"/>
-        </w:rPr>
-        <w:t>•</w:t>
-      </w:r>
-      <w:r>
-        <w:rPr>
-          <w:rFonts w:ascii="Segoe UI Symbol" w:eastAsia="Segoe UI Symbol" w:hAnsi="Segoe UI Symbol" w:cs="Segoe UI Symbol"/>
-          <w:color w:val="000000"/>
-          <w:spacing w:val="184"/>
-          <w:sz w:val="24"/>
-          <w:szCs w:val="24"/>
-        </w:rPr>
-        <w:t xml:space="preserve"> </w:t>
-      </w:r>
-      <w:r>
-        <w:rPr>
-          <w:rFonts w:ascii="Times New Roman" w:eastAsia="Times New Roman" w:hAnsi="Times New Roman" w:cs="Times New Roman"/>
+        <w:spacing w:after="2" w:line="160" w:lineRule="exact"/>
+        <w:rPr>
+          <w:rFonts w:ascii="Times New Roman" w:eastAsia="Times New Roman" w:hAnsi="Times New Roman" w:cs="Times New Roman"/>
+          <w:b/>
+          <w:bCs/>
           <w:color w:val="000000"/>
           <w:spacing w:val="1"/>
           <w:w w:val="99"/>
           <w:sz w:val="24"/>
           <w:szCs w:val="24"/>
-        </w:rPr>
-        <w:t>S</w:t>
-      </w:r>
-      <w:r>
-        <w:rPr>
-          <w:rFonts w:ascii="Times New Roman" w:eastAsia="Times New Roman" w:hAnsi="Times New Roman" w:cs="Times New Roman"/>
-          <w:color w:val="000000"/>
-          <w:sz w:val="24"/>
-          <w:szCs w:val="24"/>
-        </w:rPr>
-        <w:t>ave</w:t>
-      </w:r>
-      <w:r>
-        <w:rPr>
-          <w:rFonts w:ascii="Times New Roman" w:eastAsia="Times New Roman" w:hAnsi="Times New Roman" w:cs="Times New Roman"/>
-          <w:color w:val="000000"/>
-          <w:spacing w:val="-1"/>
-          <w:sz w:val="24"/>
-          <w:szCs w:val="24"/>
-        </w:rPr>
-        <w:t xml:space="preserve"> </w:t>
-      </w:r>
-      <w:r>
-        <w:rPr>
-          <w:rFonts w:ascii="Times New Roman" w:eastAsia="Times New Roman" w:hAnsi="Times New Roman" w:cs="Times New Roman"/>
-          <w:color w:val="000000"/>
-          <w:sz w:val="24"/>
-          <w:szCs w:val="24"/>
-        </w:rPr>
-        <w:t>your py</w:t>
-      </w:r>
-      <w:r>
-        <w:rPr>
-          <w:rFonts w:ascii="Times New Roman" w:eastAsia="Times New Roman" w:hAnsi="Times New Roman" w:cs="Times New Roman"/>
-          <w:color w:val="000000"/>
-          <w:spacing w:val="-1"/>
-          <w:sz w:val="24"/>
-          <w:szCs w:val="24"/>
-        </w:rPr>
-        <w:t>t</w:t>
-      </w:r>
-      <w:r>
-        <w:rPr>
-          <w:rFonts w:ascii="Times New Roman" w:eastAsia="Times New Roman" w:hAnsi="Times New Roman" w:cs="Times New Roman"/>
-          <w:color w:val="000000"/>
-          <w:sz w:val="24"/>
-          <w:szCs w:val="24"/>
-        </w:rPr>
-        <w:t xml:space="preserve">hon </w:t>
-      </w:r>
-      <w:r>
-        <w:rPr>
-          <w:rFonts w:ascii="Times New Roman" w:eastAsia="Times New Roman" w:hAnsi="Times New Roman" w:cs="Times New Roman"/>
-          <w:color w:val="000000"/>
-          <w:w w:val="99"/>
-          <w:sz w:val="24"/>
-          <w:szCs w:val="24"/>
-        </w:rPr>
-        <w:t>s</w:t>
-      </w:r>
-      <w:r>
-        <w:rPr>
-          <w:rFonts w:ascii="Times New Roman" w:eastAsia="Times New Roman" w:hAnsi="Times New Roman" w:cs="Times New Roman"/>
-          <w:color w:val="000000"/>
-          <w:sz w:val="24"/>
-          <w:szCs w:val="24"/>
-        </w:rPr>
-        <w:t>ource</w:t>
-      </w:r>
-      <w:r>
-        <w:rPr>
-          <w:rFonts w:ascii="Times New Roman" w:eastAsia="Times New Roman" w:hAnsi="Times New Roman" w:cs="Times New Roman"/>
-          <w:color w:val="000000"/>
-          <w:spacing w:val="-1"/>
-          <w:sz w:val="24"/>
-          <w:szCs w:val="24"/>
-        </w:rPr>
-        <w:t xml:space="preserve"> </w:t>
-      </w:r>
-      <w:r>
-        <w:rPr>
-          <w:rFonts w:ascii="Times New Roman" w:eastAsia="Times New Roman" w:hAnsi="Times New Roman" w:cs="Times New Roman"/>
-          <w:color w:val="000000"/>
-          <w:spacing w:val="-2"/>
-          <w:sz w:val="24"/>
-          <w:szCs w:val="24"/>
-        </w:rPr>
-        <w:t>c</w:t>
-      </w:r>
-      <w:r>
-        <w:rPr>
-          <w:rFonts w:ascii="Times New Roman" w:eastAsia="Times New Roman" w:hAnsi="Times New Roman" w:cs="Times New Roman"/>
-          <w:color w:val="000000"/>
-          <w:sz w:val="24"/>
-          <w:szCs w:val="24"/>
-        </w:rPr>
-        <w:t>o</w:t>
-      </w:r>
-      <w:r>
-        <w:rPr>
-          <w:rFonts w:ascii="Times New Roman" w:eastAsia="Times New Roman" w:hAnsi="Times New Roman" w:cs="Times New Roman"/>
-          <w:color w:val="000000"/>
-          <w:spacing w:val="4"/>
-          <w:sz w:val="24"/>
-          <w:szCs w:val="24"/>
-        </w:rPr>
-        <w:t>d</w:t>
-      </w:r>
-      <w:r>
-        <w:rPr>
-          <w:rFonts w:ascii="Times New Roman" w:eastAsia="Times New Roman" w:hAnsi="Times New Roman" w:cs="Times New Roman"/>
-          <w:color w:val="000000"/>
-          <w:sz w:val="24"/>
-          <w:szCs w:val="24"/>
-        </w:rPr>
-        <w:t>e</w:t>
-      </w:r>
-    </w:p>
-    <w:p>
-      <w:pPr>
-        <w:spacing w:after="16" w:line="180" w:lineRule="exact"/>
-        <w:rPr>
-          <w:rFonts w:ascii="Times New Roman" w:eastAsia="Times New Roman" w:hAnsi="Times New Roman" w:cs="Times New Roman"/>
-          <w:sz w:val="18"/>
-          <w:szCs w:val="18"/>
         </w:rPr>
       </w:pPr>
     </w:p>
     <w:p>
       <w:pPr>
-        <w:widowControl w:val="0"/>
-        <w:spacing w:line="240" w:lineRule="auto"/>
-        <w:ind w:left="721" w:right="-20"/>
-        <w:rPr>
-          <w:rFonts w:ascii="Times New Roman" w:eastAsia="Times New Roman" w:hAnsi="Times New Roman" w:cs="Times New Roman"/>
-          <w:b/>
-          <w:bCs/>
-          <w:color w:val="000000"/>
-          <w:sz w:val="24"/>
-          <w:szCs w:val="24"/>
+        <w:rPr>
+          <w:rFonts w:asciiTheme="minorBidi" w:hAnsiTheme="minorBidi" w:cstheme="minorBidi"/>
+          <w:b/>
+          <w:bCs/>
         </w:rPr>
       </w:pPr>
-      <w:r>
-        <w:rPr>
-          <w:rFonts w:ascii="Times New Roman" w:eastAsia="Times New Roman" w:hAnsi="Times New Roman" w:cs="Times New Roman"/>
-          <w:b/>
-          <w:bCs/>
-          <w:color w:val="000000"/>
-          <w:spacing w:val="1"/>
-          <w:sz w:val="24"/>
-          <w:szCs w:val="24"/>
-        </w:rPr>
-        <w:t>D</w:t>
-      </w:r>
-      <w:r>
-        <w:rPr>
-          <w:rFonts w:ascii="Times New Roman" w:eastAsia="Times New Roman" w:hAnsi="Times New Roman" w:cs="Times New Roman"/>
-          <w:b/>
-          <w:bCs/>
-          <w:color w:val="000000"/>
-          <w:sz w:val="24"/>
-          <w:szCs w:val="24"/>
-        </w:rPr>
-        <w:t>el</w:t>
-      </w:r>
-      <w:r>
-        <w:rPr>
-          <w:rFonts w:ascii="Times New Roman" w:eastAsia="Times New Roman" w:hAnsi="Times New Roman" w:cs="Times New Roman"/>
-          <w:b/>
-          <w:bCs/>
-          <w:color w:val="000000"/>
-          <w:spacing w:val="-2"/>
-          <w:sz w:val="24"/>
-          <w:szCs w:val="24"/>
-        </w:rPr>
-        <w:t>i</w:t>
-      </w:r>
-      <w:r>
-        <w:rPr>
-          <w:rFonts w:ascii="Times New Roman" w:eastAsia="Times New Roman" w:hAnsi="Times New Roman" w:cs="Times New Roman"/>
-          <w:b/>
-          <w:bCs/>
-          <w:color w:val="000000"/>
-          <w:sz w:val="24"/>
-          <w:szCs w:val="24"/>
-        </w:rPr>
-        <w:t>v</w:t>
-      </w:r>
-      <w:r>
-        <w:rPr>
-          <w:rFonts w:ascii="Times New Roman" w:eastAsia="Times New Roman" w:hAnsi="Times New Roman" w:cs="Times New Roman"/>
-          <w:b/>
-          <w:bCs/>
-          <w:color w:val="000000"/>
-          <w:spacing w:val="-1"/>
-          <w:sz w:val="24"/>
-          <w:szCs w:val="24"/>
-        </w:rPr>
-        <w:t>er</w:t>
-      </w:r>
-      <w:r>
-        <w:rPr>
-          <w:rFonts w:ascii="Times New Roman" w:eastAsia="Times New Roman" w:hAnsi="Times New Roman" w:cs="Times New Roman"/>
-          <w:b/>
-          <w:bCs/>
-          <w:color w:val="000000"/>
-          <w:w w:val="99"/>
-          <w:sz w:val="24"/>
-          <w:szCs w:val="24"/>
-        </w:rPr>
-        <w:t>ab</w:t>
-      </w:r>
-      <w:r>
-        <w:rPr>
-          <w:rFonts w:ascii="Times New Roman" w:eastAsia="Times New Roman" w:hAnsi="Times New Roman" w:cs="Times New Roman"/>
-          <w:b/>
-          <w:bCs/>
-          <w:color w:val="000000"/>
-          <w:spacing w:val="2"/>
-          <w:sz w:val="24"/>
-          <w:szCs w:val="24"/>
-        </w:rPr>
-        <w:t>l</w:t>
-      </w:r>
-      <w:r>
-        <w:rPr>
-          <w:rFonts w:ascii="Times New Roman" w:eastAsia="Times New Roman" w:hAnsi="Times New Roman" w:cs="Times New Roman"/>
-          <w:b/>
-          <w:bCs/>
-          <w:color w:val="000000"/>
-          <w:sz w:val="24"/>
-          <w:szCs w:val="24"/>
-        </w:rPr>
-        <w:t>e:</w:t>
-      </w:r>
-    </w:p>
-    <w:p>
-      <w:pPr>
-        <w:spacing w:after="5" w:line="200" w:lineRule="exact"/>
-        <w:rPr>
-          <w:rFonts w:ascii="Times New Roman" w:eastAsia="Times New Roman" w:hAnsi="Times New Roman" w:cs="Times New Roman"/>
-          <w:sz w:val="20"/>
-          <w:szCs w:val="20"/>
-        </w:rPr>
-      </w:pPr>
-    </w:p>
-    <w:p>
-      <w:pPr>
-        <w:widowControl w:val="0"/>
-        <w:spacing w:line="278" w:lineRule="auto"/>
-        <w:ind w:left="1441" w:right="848" w:hanging="360"/>
-        <w:rPr>
-          <w:rFonts w:ascii="Times New Roman" w:eastAsia="Times New Roman" w:hAnsi="Times New Roman" w:cs="Times New Roman"/>
-          <w:color w:val="000000"/>
-          <w:sz w:val="24"/>
-          <w:szCs w:val="24"/>
-        </w:rPr>
-      </w:pPr>
-      <w:r>
-        <w:rPr>
-          <w:rFonts w:ascii="Segoe UI Symbol" w:eastAsia="Segoe UI Symbol" w:hAnsi="Segoe UI Symbol" w:cs="Segoe UI Symbol"/>
-          <w:color w:val="000000"/>
-          <w:w w:val="113"/>
-          <w:sz w:val="20"/>
-          <w:szCs w:val="20"/>
-        </w:rPr>
-        <w:t>•</w:t>
-      </w:r>
-      <w:r>
-        <w:rPr>
-          <w:rFonts w:ascii="Segoe UI Symbol" w:eastAsia="Segoe UI Symbol" w:hAnsi="Segoe UI Symbol" w:cs="Segoe UI Symbol"/>
-          <w:color w:val="000000"/>
-          <w:sz w:val="20"/>
-          <w:szCs w:val="20"/>
-        </w:rPr>
-        <w:tab/>
-      </w:r>
-      <w:r>
-        <w:rPr>
-          <w:rFonts w:ascii="Times New Roman" w:eastAsia="Times New Roman" w:hAnsi="Times New Roman" w:cs="Times New Roman"/>
-          <w:color w:val="000000"/>
-          <w:spacing w:val="1"/>
-          <w:w w:val="99"/>
-          <w:sz w:val="24"/>
-          <w:szCs w:val="24"/>
-        </w:rPr>
-        <w:t>S</w:t>
-      </w:r>
-      <w:r>
-        <w:rPr>
-          <w:rFonts w:ascii="Times New Roman" w:eastAsia="Times New Roman" w:hAnsi="Times New Roman" w:cs="Times New Roman"/>
-          <w:color w:val="000000"/>
-          <w:sz w:val="24"/>
-          <w:szCs w:val="24"/>
-        </w:rPr>
-        <w:t>ubm</w:t>
-      </w:r>
-      <w:r>
-        <w:rPr>
-          <w:rFonts w:ascii="Times New Roman" w:eastAsia="Times New Roman" w:hAnsi="Times New Roman" w:cs="Times New Roman"/>
-          <w:color w:val="000000"/>
-          <w:spacing w:val="-2"/>
-          <w:sz w:val="24"/>
-          <w:szCs w:val="24"/>
-        </w:rPr>
-        <w:t>i</w:t>
-      </w:r>
-      <w:r>
-        <w:rPr>
-          <w:rFonts w:ascii="Times New Roman" w:eastAsia="Times New Roman" w:hAnsi="Times New Roman" w:cs="Times New Roman"/>
-          <w:color w:val="000000"/>
-          <w:sz w:val="24"/>
-          <w:szCs w:val="24"/>
-        </w:rPr>
-        <w:t>t</w:t>
-      </w:r>
-      <w:r>
-        <w:rPr>
-          <w:rFonts w:ascii="Times New Roman" w:eastAsia="Times New Roman" w:hAnsi="Times New Roman" w:cs="Times New Roman"/>
-          <w:color w:val="000000"/>
-          <w:spacing w:val="-1"/>
-          <w:sz w:val="24"/>
-          <w:szCs w:val="24"/>
-        </w:rPr>
-        <w:t xml:space="preserve"> </w:t>
-      </w:r>
-      <w:r>
-        <w:rPr>
-          <w:rFonts w:ascii="Times New Roman" w:eastAsia="Times New Roman" w:hAnsi="Times New Roman" w:cs="Times New Roman"/>
-          <w:color w:val="000000"/>
-          <w:sz w:val="24"/>
-          <w:szCs w:val="24"/>
-        </w:rPr>
-        <w:t xml:space="preserve">your </w:t>
-      </w:r>
-      <w:proofErr w:type="spellStart"/>
-      <w:r>
-        <w:rPr>
-          <w:rFonts w:ascii="Times New Roman" w:eastAsia="Times New Roman" w:hAnsi="Times New Roman" w:cs="Times New Roman"/>
-          <w:color w:val="000000"/>
-          <w:spacing w:val="1"/>
-          <w:sz w:val="24"/>
-          <w:szCs w:val="24"/>
-        </w:rPr>
-        <w:t>G</w:t>
-      </w:r>
-      <w:r>
-        <w:rPr>
-          <w:rFonts w:ascii="Times New Roman" w:eastAsia="Times New Roman" w:hAnsi="Times New Roman" w:cs="Times New Roman"/>
-          <w:color w:val="000000"/>
-          <w:spacing w:val="-1"/>
-          <w:sz w:val="24"/>
-          <w:szCs w:val="24"/>
-        </w:rPr>
-        <w:t>it</w:t>
-      </w:r>
-      <w:r>
-        <w:rPr>
-          <w:rFonts w:ascii="Times New Roman" w:eastAsia="Times New Roman" w:hAnsi="Times New Roman" w:cs="Times New Roman"/>
-          <w:color w:val="000000"/>
-          <w:sz w:val="24"/>
-          <w:szCs w:val="24"/>
-        </w:rPr>
-        <w:t>hub</w:t>
-      </w:r>
-      <w:proofErr w:type="spellEnd"/>
-      <w:r>
-        <w:rPr>
-          <w:rFonts w:ascii="Times New Roman" w:eastAsia="Times New Roman" w:hAnsi="Times New Roman" w:cs="Times New Roman"/>
-          <w:color w:val="000000"/>
-          <w:sz w:val="24"/>
-          <w:szCs w:val="24"/>
-        </w:rPr>
-        <w:t xml:space="preserve"> </w:t>
-      </w:r>
-      <w:r>
-        <w:rPr>
-          <w:rFonts w:ascii="Times New Roman" w:eastAsia="Times New Roman" w:hAnsi="Times New Roman" w:cs="Times New Roman"/>
-          <w:color w:val="000000"/>
-          <w:spacing w:val="2"/>
-          <w:sz w:val="24"/>
-          <w:szCs w:val="24"/>
-        </w:rPr>
-        <w:t>l</w:t>
-      </w:r>
-      <w:r>
-        <w:rPr>
-          <w:rFonts w:ascii="Times New Roman" w:eastAsia="Times New Roman" w:hAnsi="Times New Roman" w:cs="Times New Roman"/>
-          <w:color w:val="000000"/>
-          <w:sz w:val="24"/>
-          <w:szCs w:val="24"/>
-        </w:rPr>
-        <w:t>ink o</w:t>
-      </w:r>
-      <w:r>
-        <w:rPr>
-          <w:rFonts w:ascii="Times New Roman" w:eastAsia="Times New Roman" w:hAnsi="Times New Roman" w:cs="Times New Roman"/>
-          <w:color w:val="000000"/>
-          <w:w w:val="99"/>
-          <w:sz w:val="24"/>
-          <w:szCs w:val="24"/>
-        </w:rPr>
-        <w:t>f</w:t>
-      </w:r>
-      <w:r>
-        <w:rPr>
-          <w:rFonts w:ascii="Times New Roman" w:eastAsia="Times New Roman" w:hAnsi="Times New Roman" w:cs="Times New Roman"/>
-          <w:color w:val="000000"/>
-          <w:sz w:val="24"/>
-          <w:szCs w:val="24"/>
-        </w:rPr>
-        <w:t xml:space="preserve"> your</w:t>
-      </w:r>
-      <w:r>
-        <w:rPr>
-          <w:rFonts w:ascii="Times New Roman" w:eastAsia="Times New Roman" w:hAnsi="Times New Roman" w:cs="Times New Roman"/>
-          <w:color w:val="000000"/>
-          <w:spacing w:val="61"/>
-          <w:sz w:val="24"/>
-          <w:szCs w:val="24"/>
-        </w:rPr>
-        <w:t xml:space="preserve"> </w:t>
-      </w:r>
-      <w:r>
-        <w:rPr>
-          <w:rFonts w:ascii="Times New Roman" w:eastAsia="Times New Roman" w:hAnsi="Times New Roman" w:cs="Times New Roman"/>
-          <w:color w:val="000000"/>
-          <w:spacing w:val="1"/>
-          <w:w w:val="99"/>
-          <w:sz w:val="24"/>
-          <w:szCs w:val="24"/>
-        </w:rPr>
-        <w:t>s</w:t>
-      </w:r>
-      <w:r>
-        <w:rPr>
-          <w:rFonts w:ascii="Times New Roman" w:eastAsia="Times New Roman" w:hAnsi="Times New Roman" w:cs="Times New Roman"/>
-          <w:color w:val="000000"/>
-          <w:sz w:val="24"/>
-          <w:szCs w:val="24"/>
-        </w:rPr>
-        <w:t>ource</w:t>
-      </w:r>
-      <w:r>
-        <w:rPr>
-          <w:rFonts w:ascii="Times New Roman" w:eastAsia="Times New Roman" w:hAnsi="Times New Roman" w:cs="Times New Roman"/>
-          <w:color w:val="000000"/>
-          <w:spacing w:val="-2"/>
-          <w:sz w:val="24"/>
-          <w:szCs w:val="24"/>
-        </w:rPr>
-        <w:t xml:space="preserve"> </w:t>
-      </w:r>
-      <w:r>
-        <w:rPr>
-          <w:rFonts w:ascii="Times New Roman" w:eastAsia="Times New Roman" w:hAnsi="Times New Roman" w:cs="Times New Roman"/>
-          <w:color w:val="000000"/>
-          <w:spacing w:val="-1"/>
-          <w:sz w:val="24"/>
-          <w:szCs w:val="24"/>
-        </w:rPr>
-        <w:t>c</w:t>
-      </w:r>
-      <w:r>
-        <w:rPr>
-          <w:rFonts w:ascii="Times New Roman" w:eastAsia="Times New Roman" w:hAnsi="Times New Roman" w:cs="Times New Roman"/>
-          <w:color w:val="000000"/>
-          <w:sz w:val="24"/>
-          <w:szCs w:val="24"/>
-        </w:rPr>
-        <w:t>o</w:t>
-      </w:r>
-      <w:r>
-        <w:rPr>
-          <w:rFonts w:ascii="Times New Roman" w:eastAsia="Times New Roman" w:hAnsi="Times New Roman" w:cs="Times New Roman"/>
-          <w:color w:val="000000"/>
-          <w:spacing w:val="4"/>
-          <w:sz w:val="24"/>
-          <w:szCs w:val="24"/>
-        </w:rPr>
-        <w:t>d</w:t>
-      </w:r>
-      <w:r>
-        <w:rPr>
-          <w:rFonts w:ascii="Times New Roman" w:eastAsia="Times New Roman" w:hAnsi="Times New Roman" w:cs="Times New Roman"/>
-          <w:color w:val="000000"/>
-          <w:sz w:val="24"/>
-          <w:szCs w:val="24"/>
-        </w:rPr>
-        <w:t>e</w:t>
-      </w:r>
-      <w:r>
-        <w:rPr>
-          <w:rFonts w:ascii="Times New Roman" w:eastAsia="Times New Roman" w:hAnsi="Times New Roman" w:cs="Times New Roman"/>
-          <w:color w:val="000000"/>
-          <w:spacing w:val="59"/>
-          <w:sz w:val="24"/>
-          <w:szCs w:val="24"/>
-        </w:rPr>
-        <w:t xml:space="preserve"> </w:t>
-      </w:r>
-      <w:r>
-        <w:rPr>
-          <w:rFonts w:ascii="Times New Roman" w:eastAsia="Times New Roman" w:hAnsi="Times New Roman" w:cs="Times New Roman"/>
-          <w:color w:val="000000"/>
-          <w:sz w:val="24"/>
-          <w:szCs w:val="24"/>
-        </w:rPr>
-        <w:t>a</w:t>
-      </w:r>
-      <w:r>
-        <w:rPr>
-          <w:rFonts w:ascii="Times New Roman" w:eastAsia="Times New Roman" w:hAnsi="Times New Roman" w:cs="Times New Roman"/>
-          <w:color w:val="000000"/>
-          <w:spacing w:val="-2"/>
-          <w:sz w:val="24"/>
-          <w:szCs w:val="24"/>
-        </w:rPr>
-        <w:t>l</w:t>
-      </w:r>
-      <w:r>
-        <w:rPr>
-          <w:rFonts w:ascii="Times New Roman" w:eastAsia="Times New Roman" w:hAnsi="Times New Roman" w:cs="Times New Roman"/>
-          <w:color w:val="000000"/>
-          <w:sz w:val="24"/>
-          <w:szCs w:val="24"/>
-        </w:rPr>
-        <w:t>ong</w:t>
-      </w:r>
-      <w:r>
-        <w:rPr>
-          <w:rFonts w:ascii="Times New Roman" w:eastAsia="Times New Roman" w:hAnsi="Times New Roman" w:cs="Times New Roman"/>
-          <w:color w:val="000000"/>
-          <w:spacing w:val="4"/>
-          <w:sz w:val="24"/>
-          <w:szCs w:val="24"/>
-        </w:rPr>
-        <w:t xml:space="preserve"> </w:t>
-      </w:r>
-      <w:r>
-        <w:rPr>
-          <w:rFonts w:ascii="Times New Roman" w:eastAsia="Times New Roman" w:hAnsi="Times New Roman" w:cs="Times New Roman"/>
-          <w:color w:val="000000"/>
-          <w:spacing w:val="2"/>
-          <w:sz w:val="24"/>
-          <w:szCs w:val="24"/>
-        </w:rPr>
-        <w:t>w</w:t>
-      </w:r>
-      <w:r>
-        <w:rPr>
-          <w:rFonts w:ascii="Times New Roman" w:eastAsia="Times New Roman" w:hAnsi="Times New Roman" w:cs="Times New Roman"/>
-          <w:color w:val="000000"/>
-          <w:spacing w:val="-1"/>
-          <w:sz w:val="24"/>
-          <w:szCs w:val="24"/>
-        </w:rPr>
-        <w:t>it</w:t>
-      </w:r>
-      <w:r>
-        <w:rPr>
-          <w:rFonts w:ascii="Times New Roman" w:eastAsia="Times New Roman" w:hAnsi="Times New Roman" w:cs="Times New Roman"/>
-          <w:color w:val="000000"/>
-          <w:sz w:val="24"/>
-          <w:szCs w:val="24"/>
-        </w:rPr>
-        <w:t xml:space="preserve">h </w:t>
-      </w:r>
-      <w:r>
-        <w:rPr>
-          <w:rFonts w:ascii="Times New Roman" w:eastAsia="Times New Roman" w:hAnsi="Times New Roman" w:cs="Times New Roman"/>
-          <w:color w:val="000000"/>
-          <w:spacing w:val="-2"/>
-          <w:sz w:val="24"/>
-          <w:szCs w:val="24"/>
-        </w:rPr>
-        <w:t>t</w:t>
-      </w:r>
-      <w:r>
-        <w:rPr>
-          <w:rFonts w:ascii="Times New Roman" w:eastAsia="Times New Roman" w:hAnsi="Times New Roman" w:cs="Times New Roman"/>
-          <w:color w:val="000000"/>
-          <w:sz w:val="24"/>
-          <w:szCs w:val="24"/>
-        </w:rPr>
-        <w:t>h</w:t>
-      </w:r>
-      <w:r>
-        <w:rPr>
-          <w:rFonts w:ascii="Times New Roman" w:eastAsia="Times New Roman" w:hAnsi="Times New Roman" w:cs="Times New Roman"/>
-          <w:color w:val="000000"/>
-          <w:spacing w:val="-1"/>
-          <w:sz w:val="24"/>
-          <w:szCs w:val="24"/>
-        </w:rPr>
-        <w:t>i</w:t>
-      </w:r>
-      <w:r>
-        <w:rPr>
-          <w:rFonts w:ascii="Times New Roman" w:eastAsia="Times New Roman" w:hAnsi="Times New Roman" w:cs="Times New Roman"/>
-          <w:color w:val="000000"/>
-          <w:w w:val="99"/>
-          <w:sz w:val="24"/>
-          <w:szCs w:val="24"/>
-        </w:rPr>
-        <w:t>s</w:t>
-      </w:r>
-      <w:r>
-        <w:rPr>
-          <w:rFonts w:ascii="Times New Roman" w:eastAsia="Times New Roman" w:hAnsi="Times New Roman" w:cs="Times New Roman"/>
-          <w:color w:val="000000"/>
-          <w:sz w:val="24"/>
-          <w:szCs w:val="24"/>
-        </w:rPr>
-        <w:t xml:space="preserve"> docu</w:t>
-      </w:r>
-      <w:r>
-        <w:rPr>
-          <w:rFonts w:ascii="Times New Roman" w:eastAsia="Times New Roman" w:hAnsi="Times New Roman" w:cs="Times New Roman"/>
-          <w:color w:val="000000"/>
-          <w:spacing w:val="2"/>
-          <w:sz w:val="24"/>
-          <w:szCs w:val="24"/>
-        </w:rPr>
-        <w:t>m</w:t>
-      </w:r>
-      <w:r>
-        <w:rPr>
-          <w:rFonts w:ascii="Times New Roman" w:eastAsia="Times New Roman" w:hAnsi="Times New Roman" w:cs="Times New Roman"/>
-          <w:color w:val="000000"/>
-          <w:sz w:val="24"/>
-          <w:szCs w:val="24"/>
-        </w:rPr>
-        <w:t>en</w:t>
-      </w:r>
-      <w:r>
-        <w:rPr>
-          <w:rFonts w:ascii="Times New Roman" w:eastAsia="Times New Roman" w:hAnsi="Times New Roman" w:cs="Times New Roman"/>
-          <w:color w:val="000000"/>
-          <w:spacing w:val="-2"/>
-          <w:sz w:val="24"/>
-          <w:szCs w:val="24"/>
-        </w:rPr>
-        <w:t>t</w:t>
-      </w:r>
-      <w:r>
-        <w:rPr>
-          <w:rFonts w:ascii="Times New Roman" w:eastAsia="Times New Roman" w:hAnsi="Times New Roman" w:cs="Times New Roman"/>
-          <w:color w:val="000000"/>
-          <w:sz w:val="24"/>
-          <w:szCs w:val="24"/>
-        </w:rPr>
-        <w:t xml:space="preserve">, </w:t>
-      </w:r>
-      <w:r>
-        <w:rPr>
-          <w:rFonts w:ascii="Times New Roman" w:eastAsia="Times New Roman" w:hAnsi="Times New Roman" w:cs="Times New Roman"/>
-          <w:color w:val="000000"/>
-          <w:spacing w:val="1"/>
-          <w:sz w:val="24"/>
-          <w:szCs w:val="24"/>
-        </w:rPr>
-        <w:t>w</w:t>
-      </w:r>
-      <w:r>
-        <w:rPr>
-          <w:rFonts w:ascii="Times New Roman" w:eastAsia="Times New Roman" w:hAnsi="Times New Roman" w:cs="Times New Roman"/>
-          <w:color w:val="000000"/>
-          <w:sz w:val="24"/>
-          <w:szCs w:val="24"/>
-        </w:rPr>
-        <w:t>h</w:t>
-      </w:r>
-      <w:r>
-        <w:rPr>
-          <w:rFonts w:ascii="Times New Roman" w:eastAsia="Times New Roman" w:hAnsi="Times New Roman" w:cs="Times New Roman"/>
-          <w:color w:val="000000"/>
-          <w:spacing w:val="-1"/>
-          <w:sz w:val="24"/>
-          <w:szCs w:val="24"/>
-        </w:rPr>
-        <w:t>ic</w:t>
-      </w:r>
-      <w:r>
-        <w:rPr>
-          <w:rFonts w:ascii="Times New Roman" w:eastAsia="Times New Roman" w:hAnsi="Times New Roman" w:cs="Times New Roman"/>
-          <w:color w:val="000000"/>
-          <w:sz w:val="24"/>
-          <w:szCs w:val="24"/>
-        </w:rPr>
-        <w:t xml:space="preserve">h </w:t>
-      </w:r>
-      <w:r>
-        <w:rPr>
-          <w:rFonts w:ascii="Times New Roman" w:eastAsia="Times New Roman" w:hAnsi="Times New Roman" w:cs="Times New Roman"/>
-          <w:color w:val="000000"/>
-          <w:spacing w:val="-1"/>
-          <w:sz w:val="24"/>
-          <w:szCs w:val="24"/>
-        </w:rPr>
-        <w:t>i</w:t>
-      </w:r>
-      <w:r>
-        <w:rPr>
-          <w:rFonts w:ascii="Times New Roman" w:eastAsia="Times New Roman" w:hAnsi="Times New Roman" w:cs="Times New Roman"/>
-          <w:color w:val="000000"/>
-          <w:sz w:val="24"/>
-          <w:szCs w:val="24"/>
-        </w:rPr>
-        <w:t>n</w:t>
-      </w:r>
-      <w:r>
-        <w:rPr>
-          <w:rFonts w:ascii="Times New Roman" w:eastAsia="Times New Roman" w:hAnsi="Times New Roman" w:cs="Times New Roman"/>
-          <w:color w:val="000000"/>
-          <w:spacing w:val="-2"/>
-          <w:sz w:val="24"/>
-          <w:szCs w:val="24"/>
-        </w:rPr>
-        <w:t>c</w:t>
-      </w:r>
-      <w:r>
-        <w:rPr>
-          <w:rFonts w:ascii="Times New Roman" w:eastAsia="Times New Roman" w:hAnsi="Times New Roman" w:cs="Times New Roman"/>
-          <w:color w:val="000000"/>
-          <w:spacing w:val="-1"/>
-          <w:sz w:val="24"/>
-          <w:szCs w:val="24"/>
-        </w:rPr>
-        <w:t>l</w:t>
-      </w:r>
-      <w:r>
-        <w:rPr>
-          <w:rFonts w:ascii="Times New Roman" w:eastAsia="Times New Roman" w:hAnsi="Times New Roman" w:cs="Times New Roman"/>
-          <w:color w:val="000000"/>
-          <w:sz w:val="24"/>
-          <w:szCs w:val="24"/>
-        </w:rPr>
-        <w:t>ud</w:t>
-      </w:r>
-      <w:r>
-        <w:rPr>
-          <w:rFonts w:ascii="Times New Roman" w:eastAsia="Times New Roman" w:hAnsi="Times New Roman" w:cs="Times New Roman"/>
-          <w:color w:val="000000"/>
-          <w:spacing w:val="-1"/>
-          <w:sz w:val="24"/>
-          <w:szCs w:val="24"/>
-        </w:rPr>
-        <w:t>e</w:t>
-      </w:r>
-      <w:r>
-        <w:rPr>
-          <w:rFonts w:ascii="Times New Roman" w:eastAsia="Times New Roman" w:hAnsi="Times New Roman" w:cs="Times New Roman"/>
-          <w:color w:val="000000"/>
-          <w:w w:val="99"/>
-          <w:sz w:val="24"/>
-          <w:szCs w:val="24"/>
-        </w:rPr>
-        <w:t>s</w:t>
-      </w:r>
-      <w:r>
-        <w:rPr>
-          <w:rFonts w:ascii="Times New Roman" w:eastAsia="Times New Roman" w:hAnsi="Times New Roman" w:cs="Times New Roman"/>
-          <w:color w:val="000000"/>
-          <w:sz w:val="24"/>
-          <w:szCs w:val="24"/>
-        </w:rPr>
-        <w:t xml:space="preserve"> </w:t>
-      </w:r>
-      <w:r>
-        <w:rPr>
-          <w:rFonts w:ascii="Times New Roman" w:eastAsia="Times New Roman" w:hAnsi="Times New Roman" w:cs="Times New Roman"/>
-          <w:color w:val="000000"/>
-          <w:spacing w:val="3"/>
-          <w:sz w:val="24"/>
-          <w:szCs w:val="24"/>
-        </w:rPr>
-        <w:t>a</w:t>
-      </w:r>
-      <w:r>
-        <w:rPr>
-          <w:rFonts w:ascii="Times New Roman" w:eastAsia="Times New Roman" w:hAnsi="Times New Roman" w:cs="Times New Roman"/>
-          <w:color w:val="000000"/>
-          <w:sz w:val="24"/>
-          <w:szCs w:val="24"/>
-        </w:rPr>
-        <w:t>ll</w:t>
-      </w:r>
-      <w:r>
-        <w:rPr>
-          <w:rFonts w:ascii="Times New Roman" w:eastAsia="Times New Roman" w:hAnsi="Times New Roman" w:cs="Times New Roman"/>
-          <w:color w:val="000000"/>
-          <w:spacing w:val="-1"/>
-          <w:sz w:val="24"/>
-          <w:szCs w:val="24"/>
-        </w:rPr>
-        <w:t xml:space="preserve"> </w:t>
-      </w:r>
-      <w:r>
-        <w:rPr>
-          <w:rFonts w:ascii="Times New Roman" w:eastAsia="Times New Roman" w:hAnsi="Times New Roman" w:cs="Times New Roman"/>
-          <w:color w:val="000000"/>
-          <w:w w:val="99"/>
-          <w:sz w:val="24"/>
-          <w:szCs w:val="24"/>
-        </w:rPr>
-        <w:t>s</w:t>
-      </w:r>
-      <w:r>
-        <w:rPr>
-          <w:rFonts w:ascii="Times New Roman" w:eastAsia="Times New Roman" w:hAnsi="Times New Roman" w:cs="Times New Roman"/>
-          <w:color w:val="000000"/>
-          <w:spacing w:val="-1"/>
-          <w:sz w:val="24"/>
-          <w:szCs w:val="24"/>
-        </w:rPr>
-        <w:t>c</w:t>
-      </w:r>
-      <w:r>
-        <w:rPr>
-          <w:rFonts w:ascii="Times New Roman" w:eastAsia="Times New Roman" w:hAnsi="Times New Roman" w:cs="Times New Roman"/>
-          <w:color w:val="000000"/>
-          <w:sz w:val="24"/>
-          <w:szCs w:val="24"/>
-        </w:rPr>
-        <w:t>r</w:t>
-      </w:r>
-      <w:r>
-        <w:rPr>
-          <w:rFonts w:ascii="Times New Roman" w:eastAsia="Times New Roman" w:hAnsi="Times New Roman" w:cs="Times New Roman"/>
-          <w:color w:val="000000"/>
-          <w:spacing w:val="3"/>
-          <w:sz w:val="24"/>
-          <w:szCs w:val="24"/>
-        </w:rPr>
-        <w:t>e</w:t>
-      </w:r>
-      <w:r>
-        <w:rPr>
-          <w:rFonts w:ascii="Times New Roman" w:eastAsia="Times New Roman" w:hAnsi="Times New Roman" w:cs="Times New Roman"/>
-          <w:color w:val="000000"/>
-          <w:sz w:val="24"/>
-          <w:szCs w:val="24"/>
-        </w:rPr>
-        <w:t>en</w:t>
-      </w:r>
-      <w:r>
-        <w:rPr>
-          <w:rFonts w:ascii="Times New Roman" w:eastAsia="Times New Roman" w:hAnsi="Times New Roman" w:cs="Times New Roman"/>
-          <w:color w:val="000000"/>
-          <w:w w:val="99"/>
-          <w:sz w:val="24"/>
-          <w:szCs w:val="24"/>
-        </w:rPr>
-        <w:t>s</w:t>
-      </w:r>
-      <w:r>
-        <w:rPr>
-          <w:rFonts w:ascii="Times New Roman" w:eastAsia="Times New Roman" w:hAnsi="Times New Roman" w:cs="Times New Roman"/>
-          <w:color w:val="000000"/>
-          <w:sz w:val="24"/>
-          <w:szCs w:val="24"/>
-        </w:rPr>
-        <w:t>hot</w:t>
-      </w:r>
-      <w:r>
-        <w:rPr>
-          <w:rFonts w:ascii="Times New Roman" w:eastAsia="Times New Roman" w:hAnsi="Times New Roman" w:cs="Times New Roman"/>
-          <w:color w:val="000000"/>
-          <w:w w:val="99"/>
-          <w:sz w:val="24"/>
-          <w:szCs w:val="24"/>
-        </w:rPr>
-        <w:t>s</w:t>
-      </w:r>
-      <w:r>
-        <w:rPr>
-          <w:rFonts w:ascii="Times New Roman" w:eastAsia="Times New Roman" w:hAnsi="Times New Roman" w:cs="Times New Roman"/>
-          <w:color w:val="000000"/>
-          <w:sz w:val="24"/>
-          <w:szCs w:val="24"/>
-        </w:rPr>
-        <w:t xml:space="preserve"> via</w:t>
-      </w:r>
-      <w:r>
-        <w:rPr>
-          <w:rFonts w:ascii="Times New Roman" w:eastAsia="Times New Roman" w:hAnsi="Times New Roman" w:cs="Times New Roman"/>
-          <w:color w:val="000000"/>
-          <w:spacing w:val="-2"/>
-          <w:sz w:val="24"/>
-          <w:szCs w:val="24"/>
-        </w:rPr>
-        <w:t xml:space="preserve"> </w:t>
-      </w:r>
-      <w:r>
-        <w:rPr>
-          <w:rFonts w:ascii="Times New Roman" w:eastAsia="Times New Roman" w:hAnsi="Times New Roman" w:cs="Times New Roman"/>
-          <w:color w:val="000000"/>
-          <w:sz w:val="24"/>
-          <w:szCs w:val="24"/>
-        </w:rPr>
-        <w:t>B</w:t>
-      </w:r>
-      <w:r>
-        <w:rPr>
-          <w:rFonts w:ascii="Times New Roman" w:eastAsia="Times New Roman" w:hAnsi="Times New Roman" w:cs="Times New Roman"/>
-          <w:color w:val="000000"/>
-          <w:spacing w:val="3"/>
-          <w:sz w:val="24"/>
-          <w:szCs w:val="24"/>
-        </w:rPr>
-        <w:t>l</w:t>
-      </w:r>
-      <w:r>
-        <w:rPr>
-          <w:rFonts w:ascii="Times New Roman" w:eastAsia="Times New Roman" w:hAnsi="Times New Roman" w:cs="Times New Roman"/>
-          <w:color w:val="000000"/>
-          <w:spacing w:val="-1"/>
-          <w:sz w:val="24"/>
-          <w:szCs w:val="24"/>
-        </w:rPr>
-        <w:t>ac</w:t>
-      </w:r>
-      <w:r>
-        <w:rPr>
-          <w:rFonts w:ascii="Times New Roman" w:eastAsia="Times New Roman" w:hAnsi="Times New Roman" w:cs="Times New Roman"/>
-          <w:color w:val="000000"/>
-          <w:sz w:val="24"/>
-          <w:szCs w:val="24"/>
-        </w:rPr>
-        <w:t>kbo</w:t>
-      </w:r>
-      <w:r>
-        <w:rPr>
-          <w:rFonts w:ascii="Times New Roman" w:eastAsia="Times New Roman" w:hAnsi="Times New Roman" w:cs="Times New Roman"/>
-          <w:color w:val="000000"/>
-          <w:spacing w:val="-2"/>
-          <w:sz w:val="24"/>
-          <w:szCs w:val="24"/>
-        </w:rPr>
-        <w:t>a</w:t>
-      </w:r>
-      <w:r>
-        <w:rPr>
-          <w:rFonts w:ascii="Times New Roman" w:eastAsia="Times New Roman" w:hAnsi="Times New Roman" w:cs="Times New Roman"/>
-          <w:color w:val="000000"/>
-          <w:spacing w:val="3"/>
-          <w:sz w:val="24"/>
-          <w:szCs w:val="24"/>
-        </w:rPr>
-        <w:t>r</w:t>
-      </w:r>
-      <w:r>
-        <w:rPr>
-          <w:rFonts w:ascii="Times New Roman" w:eastAsia="Times New Roman" w:hAnsi="Times New Roman" w:cs="Times New Roman"/>
-          <w:color w:val="000000"/>
-          <w:sz w:val="24"/>
-          <w:szCs w:val="24"/>
-        </w:rPr>
-        <w:t>d.</w:t>
-      </w:r>
+      <w:hyperlink r:id="rId20" w:history="1">
+        <w:r>
+          <w:rPr>
+            <w:rStyle w:val="Hyperlink"/>
+            <w:rFonts w:asciiTheme="minorBidi" w:hAnsiTheme="minorBidi" w:cstheme="minorBidi"/>
+            <w:b/>
+            <w:bCs/>
+          </w:rPr>
+          <w:t>GITHUB</w:t>
+        </w:r>
+        <w:r>
+          <w:rPr>
+            <w:rStyle w:val="Hyperlink"/>
+            <w:rFonts w:asciiTheme="minorBidi" w:hAnsiTheme="minorBidi" w:cstheme="minorBidi"/>
+            <w:b/>
+            <w:bCs/>
+          </w:rPr>
+          <w:t xml:space="preserve"> </w:t>
+        </w:r>
+        <w:r>
+          <w:rPr>
+            <w:rStyle w:val="Hyperlink"/>
+            <w:rFonts w:asciiTheme="minorBidi" w:hAnsiTheme="minorBidi" w:cstheme="minorBidi"/>
+            <w:b/>
+            <w:bCs/>
+          </w:rPr>
+          <w:t>LINK</w:t>
+        </w:r>
+      </w:hyperlink>
     </w:p>
     <w:p>
       <w:pPr>
@@ -15508,7 +14416,7 @@
           </mc:Choice>
           <mc:Fallback>
             <w:pict>
-              <v:group w14:anchorId="789A9BC1" id="drawingObject95" o:spid="_x0000_s1026" style="position:absolute;margin-left:54.25pt;margin-top:31.85pt;width:486.95pt;height:84.55pt;z-index:-251656192;mso-position-horizontal-relative:page" coordsize="61843,10735" o:gfxdata="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" o:allowincell="f">
+              <v:group w14:anchorId="68C8E55C" id="drawingObject95" o:spid="_x0000_s1026" style="position:absolute;margin-left:54.25pt;margin-top:31.85pt;width:486.95pt;height:84.55pt;z-index:-251656192;mso-position-horizontal-relative:page" coordsize="61843,10735" o:gfxdata="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" o:allowincell="f">
                 <v:shape id="Shape 96" o:spid="_x0000_s1027" style="position:absolute;left:10671;top:63;width:666;height:1778;visibility:visible;mso-wrap-style:square;v-text-anchor:top" coordsize="66675,177800" o:gfxdata="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" path="m,177800l,,66675,r,177800l,177800xe" fillcolor="#dae9f7" stroked="f">
                   <v:path arrowok="t" textboxrect="0,0,66675,177800"/>
                 </v:shape>
@@ -15832,12 +14740,12 @@
     <w:p>
       <w:pPr>
         <w:sectPr>
-          <w:headerReference w:type="even" r:id="rId20"/>
-          <w:headerReference w:type="default" r:id="rId21"/>
-          <w:footerReference w:type="even" r:id="rId22"/>
-          <w:footerReference w:type="default" r:id="rId23"/>
-          <w:headerReference w:type="first" r:id="rId24"/>
-          <w:footerReference w:type="first" r:id="rId25"/>
+          <w:headerReference w:type="even" r:id="rId21"/>
+          <w:headerReference w:type="default" r:id="rId22"/>
+          <w:footerReference w:type="even" r:id="rId23"/>
+          <w:footerReference w:type="default" r:id="rId24"/>
+          <w:headerReference w:type="first" r:id="rId25"/>
+          <w:footerReference w:type="first" r:id="rId26"/>
           <w:pgSz w:w="11905" w:h="16840"/>
           <w:pgMar w:top="1134" w:right="850" w:bottom="1134" w:left="1080" w:header="0" w:footer="0" w:gutter="0"/>
           <w:cols w:space="708"/>
@@ -24313,7 +23221,7 @@
           </mc:Choice>
           <mc:Fallback>
             <w:pict>
-              <v:group w14:anchorId="00A2FCFD" id="drawingObject171" o:spid="_x0000_s1026" style="position:absolute;margin-left:54.25pt;margin-top:-140.35pt;width:486.95pt;height:619.95pt;z-index:-251655168;mso-position-horizontal-relative:page" coordsize="61843,78733" o:gfxdata="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" o:allowincell="f">
+              <v:group w14:anchorId="74BC5E79" id="drawingObject171" o:spid="_x0000_s1026" style="position:absolute;margin-left:54.25pt;margin-top:-140.35pt;width:486.95pt;height:619.95pt;z-index:-251655168;mso-position-horizontal-relative:page" coordsize="61843,78733" o:gfxdata="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" o:allowincell="f">
                 <v:shapetype id="_x0000_t75" coordsize="21600,21600" o:spt="75" o:preferrelative="t" path="m@4@5l@4@11@9@11@9@5xe" filled="f" stroked="f">
                   <v:stroke joinstyle="miter"/>
                   <v:formulas>
@@ -24334,7 +23242,7 @@
                   <o:lock v:ext="edit" aspectratio="t"/>
                 </v:shapetype>
                 <v:shape id="Picture 172" o:spid="_x0000_s1027" type="#_x0000_t75" style="position:absolute;left:8239;width:45204;height:7166;visibility:visible;mso-wrap-style:square" o:gfxdata="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">
-                  <v:imagedata r:id="rId26" o:title=""/>
+                  <v:imagedata r:id="rId27" o:title=""/>
                 </v:shape>
                 <v:shape id="Shape 173" o:spid="_x0000_s1028" style="position:absolute;top:7179;width:0;height:63;visibility:visible;mso-wrap-style:square;v-text-anchor:top" coordsize="0,6350" o:gfxdata="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" path="m,6350l,e" filled="f" strokecolor="#bebebe" strokeweight=".5pt">
                   <v:path arrowok="t" textboxrect="0,0,0,6350"/>
@@ -37276,6 +36184,7 @@
   <w:style w:type="character" w:default="1" w:styleId="DefaultParagraphFont">
     <w:name w:val="Default Paragraph Font"/>
     <w:uiPriority w:val="1"/>
+    <w:semiHidden/>
     <w:unhideWhenUsed/>
   </w:style>
   <w:style w:type="table" w:default="1" w:styleId="TableNormal">
@@ -37361,6 +36270,41 @@
     <w:link w:val="Footer"/>
     <w:uiPriority w:val="99"/>
     <w:rsid w:val="00B44BAD"/>
+  </w:style>
+  <w:style w:type="character" w:styleId="Hyperlink">
+    <w:name w:val="Hyperlink"/>
+    <w:basedOn w:val="DefaultParagraphFont"/>
+    <w:uiPriority w:val="99"/>
+    <w:unhideWhenUsed/>
+    <w:rsid w:val="0001764C"/>
+    <w:rPr>
+      <w:color w:val="467886" w:themeColor="hyperlink"/>
+      <w:u w:val="single"/>
+    </w:rPr>
+  </w:style>
+  <w:style w:type="character" w:styleId="UnresolvedMention">
+    <w:name w:val="Unresolved Mention"/>
+    <w:basedOn w:val="DefaultParagraphFont"/>
+    <w:uiPriority w:val="99"/>
+    <w:semiHidden/>
+    <w:unhideWhenUsed/>
+    <w:rsid w:val="0001764C"/>
+    <w:rPr>
+      <w:color w:val="605E5C"/>
+      <w:shd w:val="clear" w:color="auto" w:fill="E1DFDD"/>
+    </w:rPr>
+  </w:style>
+  <w:style w:type="character" w:styleId="FollowedHyperlink">
+    <w:name w:val="FollowedHyperlink"/>
+    <w:basedOn w:val="DefaultParagraphFont"/>
+    <w:uiPriority w:val="99"/>
+    <w:semiHidden/>
+    <w:unhideWhenUsed/>
+    <w:rsid w:val="0001764C"/>
+    <w:rPr>
+      <w:color w:val="96607D" w:themeColor="followedHyperlink"/>
+      <w:u w:val="single"/>
+    </w:rPr>
   </w:style>
 </w:styles>
 </file>
